--- a/FJL-F06-TD-Arquitectura Tecnologica.docx
+++ b/FJL-F06-TD-Arquitectura Tecnologica.docx
@@ -708,7 +708,7 @@
                 <w:b w:val="false"/>
                 <w:bCs w:val="false"/>
               </w:rPr>
-              <w:t xml:space="preserve">IMSS (SOAP), ProceSAR (REST/SOAP), RENAPO (SOAP gob.mx), servicio de firma (ISSSTE/SAT) y CNSF (SAOR).</w:t>
+              <w:t xml:space="preserve">IMSS (SOAP), ProceSAR (REST/SOAP), RENAPO (SOAP gob.mx), servicio de firma (ISSSTE/SAT) y CNSF (SOAP).</w:t>
             </w:r>
           </w:p>
         </w:tc>
@@ -721,6 +721,14 @@
       </w:pPr>
       <w:r>
         <w:t xml:space="preserve">4. Interfaces externas</w:t>
+      </w:r>
+    </w:p>
+    <w:p>
+      <w:pPr>
+        <w:spacing w:after="140"/>
+      </w:pPr>
+      <w:r>
+        <w:t xml:space="preserve">Los valores de esta sección provienen del archivo de perfil de producción (fglprofile) del ambiente ISSSTE.</w:t>
       </w:r>
     </w:p>
     <w:tbl>
@@ -736,9 +744,9 @@
         </w:tblBorders>
       </w:tblPr>
       <w:tblGrid>
-        <w:gridCol w:w="2600"/>
-        <w:gridCol w:w="1600"/>
-        <w:gridCol w:w="5160"/>
+        <w:gridCol w:w="2301"/>
+        <w:gridCol w:w="1342"/>
+        <w:gridCol w:w="5717"/>
       </w:tblGrid>
       <w:tr>
         <w:trPr>
@@ -746,7 +754,7 @@
         </w:trPr>
         <w:tc>
           <w:tcPr>
-            <w:tcW w:type="dxa" w:w="2600"/>
+            <w:tcW w:type="dxa" w:w="2301"/>
             <w:shd w:fill="DCE6F1" w:val="clear"/>
             <w:tcMar>
               <w:top w:type="dxa" w:w="80"/>
@@ -767,7 +775,7 @@
         </w:tc>
         <w:tc>
           <w:tcPr>
-            <w:tcW w:type="dxa" w:w="1600"/>
+            <w:tcW w:type="dxa" w:w="1342"/>
             <w:shd w:fill="DCE6F1" w:val="clear"/>
             <w:tcMar>
               <w:top w:type="dxa" w:w="80"/>
@@ -788,7 +796,7 @@
         </w:tc>
         <w:tc>
           <w:tcPr>
-            <w:tcW w:type="dxa" w:w="5160"/>
+            <w:tcW w:type="dxa" w:w="5717"/>
             <w:shd w:fill="DCE6F1" w:val="clear"/>
             <w:tcMar>
               <w:top w:type="dxa" w:w="80"/>
@@ -803,7 +811,7 @@
                 <w:b/>
                 <w:bCs/>
               </w:rPr>
-              <w:t xml:space="preserve">Observación</w:t>
+              <w:t xml:space="preserve">Endpoint de producción (fglprofile)</w:t>
             </w:r>
           </w:p>
         </w:tc>
@@ -811,61 +819,61 @@
       <w:tr>
         <w:tc>
           <w:tcPr>
-            <w:tcW w:type="dxa" w:w="2600"/>
-            <w:tcMar>
-              <w:top w:type="dxa" w:w="80"/>
-              <w:left w:type="dxa" w:w="100"/>
-              <w:bottom w:type="dxa" w:w="80"/>
-              <w:right w:type="dxa" w:w="100"/>
-            </w:tcMar>
-          </w:tcPr>
-          <w:p>
-            <w:r>
-              <w:rPr>
-                <w:b w:val="false"/>
-                <w:bCs w:val="false"/>
-              </w:rPr>
-              <w:t xml:space="preserve">IMSS — WS1/WS3/WS6</w:t>
-            </w:r>
-          </w:p>
-        </w:tc>
-        <w:tc>
-          <w:tcPr>
-            <w:tcW w:type="dxa" w:w="1600"/>
-            <w:tcMar>
-              <w:top w:type="dxa" w:w="80"/>
-              <w:left w:type="dxa" w:w="100"/>
-              <w:bottom w:type="dxa" w:w="80"/>
-              <w:right w:type="dxa" w:w="100"/>
-            </w:tcMar>
-          </w:tcPr>
-          <w:p>
-            <w:r>
-              <w:rPr>
-                <w:b w:val="false"/>
-                <w:bCs w:val="false"/>
-              </w:rPr>
-              <w:t xml:space="preserve">SOAP 1.2</w:t>
-            </w:r>
-          </w:p>
-        </w:tc>
-        <w:tc>
-          <w:tcPr>
-            <w:tcW w:type="dxa" w:w="5160"/>
-            <w:tcMar>
-              <w:top w:type="dxa" w:w="80"/>
-              <w:left w:type="dxa" w:w="100"/>
-              <w:bottom w:type="dxa" w:w="80"/>
-              <w:right w:type="dxa" w:w="100"/>
-            </w:tcMar>
-          </w:tcPr>
-          <w:p>
-            <w:r>
-              <w:rPr>
-                <w:b w:val="false"/>
-                <w:bCs w:val="false"/>
-              </w:rPr>
-              <w:t xml:space="preserve">Namespace semanascotizadas.cit.imss.gob.mx; endpoints documentados en ambiente de desarrollo (api.dev.issste.gob.mx).</w:t>
+            <w:tcW w:type="dxa" w:w="2301"/>
+            <w:tcMar>
+              <w:top w:type="dxa" w:w="80"/>
+              <w:left w:type="dxa" w:w="100"/>
+              <w:bottom w:type="dxa" w:w="80"/>
+              <w:right w:type="dxa" w:w="100"/>
+            </w:tcMar>
+          </w:tcPr>
+          <w:p>
+            <w:r>
+              <w:rPr>
+                <w:b w:val="false"/>
+                <w:bCs w:val="false"/>
+              </w:rPr>
+              <w:t xml:space="preserve">RENAPO — Consulta CURP</w:t>
+            </w:r>
+          </w:p>
+        </w:tc>
+        <w:tc>
+          <w:tcPr>
+            <w:tcW w:type="dxa" w:w="1342"/>
+            <w:tcMar>
+              <w:top w:type="dxa" w:w="80"/>
+              <w:left w:type="dxa" w:w="100"/>
+              <w:bottom w:type="dxa" w:w="80"/>
+              <w:right w:type="dxa" w:w="100"/>
+            </w:tcMar>
+          </w:tcPr>
+          <w:p>
+            <w:r>
+              <w:rPr>
+                <w:b w:val="false"/>
+                <w:bCs w:val="false"/>
+              </w:rPr>
+              <w:t xml:space="preserve">SOAP</w:t>
+            </w:r>
+          </w:p>
+        </w:tc>
+        <w:tc>
+          <w:tcPr>
+            <w:tcW w:type="dxa" w:w="5717"/>
+            <w:tcMar>
+              <w:top w:type="dxa" w:w="80"/>
+              <w:left w:type="dxa" w:w="100"/>
+              <w:bottom w:type="dxa" w:w="80"/>
+              <w:right w:type="dxa" w:w="100"/>
+            </w:tcMar>
+          </w:tcPr>
+          <w:p>
+            <w:r>
+              <w:rPr>
+                <w:b w:val="false"/>
+                <w:bCs w:val="false"/>
+              </w:rPr>
+              <w:t xml:space="preserve">https://webs.curp.gob.mx/WebServicesConsulta/services/ConsultaPorCurpService</w:t>
             </w:r>
           </w:p>
         </w:tc>
@@ -873,61 +881,61 @@
       <w:tr>
         <w:tc>
           <w:tcPr>
-            <w:tcW w:type="dxa" w:w="2600"/>
-            <w:tcMar>
-              <w:top w:type="dxa" w:w="80"/>
-              <w:left w:type="dxa" w:w="100"/>
-              <w:bottom w:type="dxa" w:w="80"/>
-              <w:right w:type="dxa" w:w="100"/>
-            </w:tcMar>
-          </w:tcPr>
-          <w:p>
-            <w:r>
-              <w:rPr>
-                <w:b w:val="false"/>
-                <w:bCs w:val="false"/>
-              </w:rPr>
-              <w:t xml:space="preserve">ProceSAR — WS2/WS4/WS5</w:t>
-            </w:r>
-          </w:p>
-        </w:tc>
-        <w:tc>
-          <w:tcPr>
-            <w:tcW w:type="dxa" w:w="1600"/>
-            <w:tcMar>
-              <w:top w:type="dxa" w:w="80"/>
-              <w:left w:type="dxa" w:w="100"/>
-              <w:bottom w:type="dxa" w:w="80"/>
-              <w:right w:type="dxa" w:w="100"/>
-            </w:tcMar>
-          </w:tcPr>
-          <w:p>
-            <w:r>
-              <w:rPr>
-                <w:b w:val="false"/>
-                <w:bCs w:val="false"/>
-              </w:rPr>
-              <w:t xml:space="preserve">REST</w:t>
-            </w:r>
-          </w:p>
-        </w:tc>
-        <w:tc>
-          <w:tcPr>
-            <w:tcW w:type="dxa" w:w="5160"/>
-            <w:tcMar>
-              <w:top w:type="dxa" w:w="80"/>
-              <w:left w:type="dxa" w:w="100"/>
-              <w:bottom w:type="dxa" w:w="80"/>
-              <w:right w:type="dxa" w:w="100"/>
-            </w:tcMar>
-          </w:tcPr>
-          <w:p>
-            <w:r>
-              <w:rPr>
-                <w:b w:val="false"/>
-                <w:bCs w:val="false"/>
-              </w:rPr>
-              <w:t xml:space="preserve">Dominio wsprocesar.com.mx; incluye el servicio de saldos preliminares.</w:t>
+            <w:tcW w:type="dxa" w:w="2301"/>
+            <w:tcMar>
+              <w:top w:type="dxa" w:w="80"/>
+              <w:left w:type="dxa" w:w="100"/>
+              <w:bottom w:type="dxa" w:w="80"/>
+              <w:right w:type="dxa" w:w="100"/>
+            </w:tcMar>
+          </w:tcPr>
+          <w:p>
+            <w:r>
+              <w:rPr>
+                <w:b w:val="false"/>
+                <w:bCs w:val="false"/>
+              </w:rPr>
+              <w:t xml:space="preserve">IMSS — WS1/WS3/WS6</w:t>
+            </w:r>
+          </w:p>
+        </w:tc>
+        <w:tc>
+          <w:tcPr>
+            <w:tcW w:type="dxa" w:w="1342"/>
+            <w:tcMar>
+              <w:top w:type="dxa" w:w="80"/>
+              <w:left w:type="dxa" w:w="100"/>
+              <w:bottom w:type="dxa" w:w="80"/>
+              <w:right w:type="dxa" w:w="100"/>
+            </w:tcMar>
+          </w:tcPr>
+          <w:p>
+            <w:r>
+              <w:rPr>
+                <w:b w:val="false"/>
+                <w:bCs w:val="false"/>
+              </w:rPr>
+              <w:t xml:space="preserve">REST (vía API Gateway ISSSTE)</w:t>
+            </w:r>
+          </w:p>
+        </w:tc>
+        <w:tc>
+          <w:tcPr>
+            <w:tcW w:type="dxa" w:w="5717"/>
+            <w:tcMar>
+              <w:top w:type="dxa" w:w="80"/>
+              <w:left w:type="dxa" w:w="100"/>
+              <w:bottom w:type="dxa" w:w="80"/>
+              <w:right w:type="dxa" w:w="100"/>
+            </w:tcMar>
+          </w:tcPr>
+          <w:p>
+            <w:r>
+              <w:rPr>
+                <w:b w:val="false"/>
+                <w:bCs w:val="false"/>
+              </w:rPr>
+              <w:t xml:space="preserve">https://api2.issste.gob.mx/semanascotizadas-rest-ws/WSEstatusAsegurado, .../WSConsultaPeriodos, .../WSConclusionPortabilidad. Confirmado en código (alias wsconsultabasicaimss, wsconsultarobustaimss, wsnotificarprocedenciaimss).</w:t>
             </w:r>
           </w:p>
         </w:tc>
@@ -935,61 +943,61 @@
       <w:tr>
         <w:tc>
           <w:tcPr>
-            <w:tcW w:type="dxa" w:w="2600"/>
-            <w:tcMar>
-              <w:top w:type="dxa" w:w="80"/>
-              <w:left w:type="dxa" w:w="100"/>
-              <w:bottom w:type="dxa" w:w="80"/>
-              <w:right w:type="dxa" w:w="100"/>
-            </w:tcMar>
-          </w:tcPr>
-          <w:p>
-            <w:r>
-              <w:rPr>
-                <w:b w:val="false"/>
-                <w:bCs w:val="false"/>
-              </w:rPr>
-              <w:t xml:space="preserve">RENAPO</w:t>
-            </w:r>
-          </w:p>
-        </w:tc>
-        <w:tc>
-          <w:tcPr>
-            <w:tcW w:type="dxa" w:w="1600"/>
-            <w:tcMar>
-              <w:top w:type="dxa" w:w="80"/>
-              <w:left w:type="dxa" w:w="100"/>
-              <w:bottom w:type="dxa" w:w="80"/>
-              <w:right w:type="dxa" w:w="100"/>
-            </w:tcMar>
-          </w:tcPr>
-          <w:p>
-            <w:r>
-              <w:rPr>
-                <w:b w:val="false"/>
-                <w:bCs w:val="false"/>
-              </w:rPr>
-              <w:t xml:space="preserve">SOAP</w:t>
-            </w:r>
-          </w:p>
-        </w:tc>
-        <w:tc>
-          <w:tcPr>
-            <w:tcW w:type="dxa" w:w="5160"/>
-            <w:tcMar>
-              <w:top w:type="dxa" w:w="80"/>
-              <w:left w:type="dxa" w:w="100"/>
-              <w:bottom w:type="dxa" w:w="80"/>
-              <w:right w:type="dxa" w:w="100"/>
-            </w:tcMar>
-          </w:tcPr>
-          <w:p>
-            <w:r>
-              <w:rPr>
-                <w:b w:val="false"/>
-                <w:bCs w:val="false"/>
-              </w:rPr>
-              <w:t xml:space="preserve">Servicios oficiales webs.curp.gob.mx (consulta simple) y websdes.curp.gob.mx (consulta detallada).</w:t>
+            <w:tcW w:type="dxa" w:w="2301"/>
+            <w:tcMar>
+              <w:top w:type="dxa" w:w="80"/>
+              <w:left w:type="dxa" w:w="100"/>
+              <w:bottom w:type="dxa" w:w="80"/>
+              <w:right w:type="dxa" w:w="100"/>
+            </w:tcMar>
+          </w:tcPr>
+          <w:p>
+            <w:r>
+              <w:rPr>
+                <w:b w:val="false"/>
+                <w:bCs w:val="false"/>
+              </w:rPr>
+              <w:t xml:space="preserve">ProceSAR — WS2/WS4/WS5</w:t>
+            </w:r>
+          </w:p>
+        </w:tc>
+        <w:tc>
+          <w:tcPr>
+            <w:tcW w:type="dxa" w:w="1342"/>
+            <w:tcMar>
+              <w:top w:type="dxa" w:w="80"/>
+              <w:left w:type="dxa" w:w="100"/>
+              <w:bottom w:type="dxa" w:w="80"/>
+              <w:right w:type="dxa" w:w="100"/>
+            </w:tcMar>
+          </w:tcPr>
+          <w:p>
+            <w:r>
+              <w:rPr>
+                <w:b w:val="false"/>
+                <w:bCs w:val="false"/>
+              </w:rPr>
+              <w:t xml:space="preserve">REST</w:t>
+            </w:r>
+          </w:p>
+        </w:tc>
+        <w:tc>
+          <w:tcPr>
+            <w:tcW w:type="dxa" w:w="5717"/>
+            <w:tcMar>
+              <w:top w:type="dxa" w:w="80"/>
+              <w:left w:type="dxa" w:w="100"/>
+              <w:bottom w:type="dxa" w:w="80"/>
+              <w:right w:type="dxa" w:w="100"/>
+            </w:tcMar>
+          </w:tcPr>
+          <w:p>
+            <w:r>
+              <w:rPr>
+                <w:b w:val="false"/>
+                <w:bCs w:val="false"/>
+              </w:rPr>
+              <w:t xml:space="preserve">Ruta directa confirmada en código: https://wsprocesar.com.mx/retiros/v1/999|1000|1001/portabilidad/... (alias wsconsultarprocesar, wsinsercionprocesar, wscancelarprocesar). El fglprofile define también una ruta alterna vía API Gateway ISSSTE (api2.issste.gob.mx), no referenciada por el código actual.</w:t>
             </w:r>
           </w:p>
         </w:tc>
@@ -997,61 +1005,61 @@
       <w:tr>
         <w:tc>
           <w:tcPr>
-            <w:tcW w:type="dxa" w:w="2600"/>
-            <w:tcMar>
-              <w:top w:type="dxa" w:w="80"/>
-              <w:left w:type="dxa" w:w="100"/>
-              <w:bottom w:type="dxa" w:w="80"/>
-              <w:right w:type="dxa" w:w="100"/>
-            </w:tcMar>
-          </w:tcPr>
-          <w:p>
-            <w:r>
-              <w:rPr>
-                <w:b w:val="false"/>
-                <w:bCs w:val="false"/>
-              </w:rPr>
-              <w:t xml:space="preserve">Servicio de firma</w:t>
-            </w:r>
-          </w:p>
-        </w:tc>
-        <w:tc>
-          <w:tcPr>
-            <w:tcW w:type="dxa" w:w="1600"/>
-            <w:tcMar>
-              <w:top w:type="dxa" w:w="80"/>
-              <w:left w:type="dxa" w:w="100"/>
-              <w:bottom w:type="dxa" w:w="80"/>
-              <w:right w:type="dxa" w:w="100"/>
-            </w:tcMar>
-          </w:tcPr>
-          <w:p>
-            <w:r>
-              <w:rPr>
-                <w:b w:val="false"/>
-                <w:bCs w:val="false"/>
-              </w:rPr>
-              <w:t xml:space="preserve">REST (wsfirma)</w:t>
-            </w:r>
-          </w:p>
-        </w:tc>
-        <w:tc>
-          <w:tcPr>
-            <w:tcW w:type="dxa" w:w="5160"/>
-            <w:tcMar>
-              <w:top w:type="dxa" w:w="80"/>
-              <w:left w:type="dxa" w:w="100"/>
-              <w:bottom w:type="dxa" w:w="80"/>
-              <w:right w:type="dxa" w:w="100"/>
-            </w:tcMar>
-          </w:tcPr>
-          <w:p>
-            <w:r>
-              <w:rPr>
-                <w:b w:val="false"/>
-                <w:bCs w:val="false"/>
-              </w:rPr>
-              <w:t xml:space="preserve">Servicio propio de ISSSTE (api2.issste.gob.mx/wsfirma en producción) que utiliza las credenciales del SAT.</w:t>
+            <w:tcW w:type="dxa" w:w="2301"/>
+            <w:tcMar>
+              <w:top w:type="dxa" w:w="80"/>
+              <w:left w:type="dxa" w:w="100"/>
+              <w:bottom w:type="dxa" w:w="80"/>
+              <w:right w:type="dxa" w:w="100"/>
+            </w:tcMar>
+          </w:tcPr>
+          <w:p>
+            <w:r>
+              <w:rPr>
+                <w:b w:val="false"/>
+                <w:bCs w:val="false"/>
+              </w:rPr>
+              <w:t xml:space="preserve">ProceSAR — Saldos Preliminares</w:t>
+            </w:r>
+          </w:p>
+        </w:tc>
+        <w:tc>
+          <w:tcPr>
+            <w:tcW w:type="dxa" w:w="1342"/>
+            <w:tcMar>
+              <w:top w:type="dxa" w:w="80"/>
+              <w:left w:type="dxa" w:w="100"/>
+              <w:bottom w:type="dxa" w:w="80"/>
+              <w:right w:type="dxa" w:w="100"/>
+            </w:tcMar>
+          </w:tcPr>
+          <w:p>
+            <w:r>
+              <w:rPr>
+                <w:b w:val="false"/>
+                <w:bCs w:val="false"/>
+              </w:rPr>
+              <w:t xml:space="preserve">SOAP</w:t>
+            </w:r>
+          </w:p>
+        </w:tc>
+        <w:tc>
+          <w:tcPr>
+            <w:tcW w:type="dxa" w:w="5717"/>
+            <w:tcMar>
+              <w:top w:type="dxa" w:w="80"/>
+              <w:left w:type="dxa" w:w="100"/>
+              <w:bottom w:type="dxa" w:w="80"/>
+              <w:right w:type="dxa" w:w="100"/>
+            </w:tcMar>
+          </w:tcPr>
+          <w:p>
+            <w:r>
+              <w:rPr>
+                <w:b w:val="false"/>
+                <w:bCs w:val="false"/>
+              </w:rPr>
+              <w:t xml:space="preserve">https://wsprocesar.com.mx/Retiros/SaldoPreliminarIssste</w:t>
             </w:r>
           </w:p>
         </w:tc>
@@ -1059,61 +1067,185 @@
       <w:tr>
         <w:tc>
           <w:tcPr>
-            <w:tcW w:type="dxa" w:w="2600"/>
-            <w:tcMar>
-              <w:top w:type="dxa" w:w="80"/>
-              <w:left w:type="dxa" w:w="100"/>
-              <w:bottom w:type="dxa" w:w="80"/>
-              <w:right w:type="dxa" w:w="100"/>
-            </w:tcMar>
-          </w:tcPr>
-          <w:p>
-            <w:r>
-              <w:rPr>
-                <w:b w:val="false"/>
-                <w:bCs w:val="false"/>
-              </w:rPr>
-              <w:t xml:space="preserve">CNSF</w:t>
-            </w:r>
-          </w:p>
-        </w:tc>
-        <w:tc>
-          <w:tcPr>
-            <w:tcW w:type="dxa" w:w="1600"/>
-            <w:tcMar>
-              <w:top w:type="dxa" w:w="80"/>
-              <w:left w:type="dxa" w:w="100"/>
-              <w:bottom w:type="dxa" w:w="80"/>
-              <w:right w:type="dxa" w:w="100"/>
-            </w:tcMar>
-          </w:tcPr>
-          <w:p>
-            <w:r>
-              <w:rPr>
-                <w:b w:val="false"/>
-                <w:bCs w:val="false"/>
-              </w:rPr>
-              <w:t xml:space="preserve">SOAP (ISucWebSWIS)</w:t>
-            </w:r>
-          </w:p>
-        </w:tc>
-        <w:tc>
-          <w:tcPr>
-            <w:tcW w:type="dxa" w:w="5160"/>
-            <w:tcMar>
-              <w:top w:type="dxa" w:w="80"/>
-              <w:left w:type="dxa" w:w="100"/>
-              <w:bottom w:type="dxa" w:w="80"/>
-              <w:right w:type="dxa" w:w="100"/>
-            </w:tcMar>
-          </w:tcPr>
-          <w:p>
-            <w:r>
-              <w:rPr>
-                <w:b w:val="false"/>
-                <w:bCs w:val="false"/>
-              </w:rPr>
-              <w:t xml:space="preserve">Operación WS_SAOR_ISSSTE; gestiona la oferta de renta vitalicia.</w:t>
+            <w:tcW w:type="dxa" w:w="2301"/>
+            <w:tcMar>
+              <w:top w:type="dxa" w:w="80"/>
+              <w:left w:type="dxa" w:w="100"/>
+              <w:bottom w:type="dxa" w:w="80"/>
+              <w:right w:type="dxa" w:w="100"/>
+            </w:tcMar>
+          </w:tcPr>
+          <w:p>
+            <w:r>
+              <w:rPr>
+                <w:b w:val="false"/>
+                <w:bCs w:val="false"/>
+              </w:rPr>
+              <w:t xml:space="preserve">Servicio de firma (wsfirma)</w:t>
+            </w:r>
+          </w:p>
+        </w:tc>
+        <w:tc>
+          <w:tcPr>
+            <w:tcW w:type="dxa" w:w="1342"/>
+            <w:tcMar>
+              <w:top w:type="dxa" w:w="80"/>
+              <w:left w:type="dxa" w:w="100"/>
+              <w:bottom w:type="dxa" w:w="80"/>
+              <w:right w:type="dxa" w:w="100"/>
+            </w:tcMar>
+          </w:tcPr>
+          <w:p>
+            <w:r>
+              <w:rPr>
+                <w:b w:val="false"/>
+                <w:bCs w:val="false"/>
+              </w:rPr>
+              <w:t xml:space="preserve">REST</w:t>
+            </w:r>
+          </w:p>
+        </w:tc>
+        <w:tc>
+          <w:tcPr>
+            <w:tcW w:type="dxa" w:w="5717"/>
+            <w:tcMar>
+              <w:top w:type="dxa" w:w="80"/>
+              <w:left w:type="dxa" w:w="100"/>
+              <w:bottom w:type="dxa" w:w="80"/>
+              <w:right w:type="dxa" w:w="100"/>
+            </w:tcMar>
+          </w:tcPr>
+          <w:p>
+            <w:r>
+              <w:rPr>
+                <w:b w:val="false"/>
+                <w:bCs w:val="false"/>
+              </w:rPr>
+              <w:t xml:space="preserve">https://api2.issste.gob.mx/wsfirma</w:t>
+            </w:r>
+          </w:p>
+        </w:tc>
+      </w:tr>
+      <w:tr>
+        <w:tc>
+          <w:tcPr>
+            <w:tcW w:type="dxa" w:w="2301"/>
+            <w:tcMar>
+              <w:top w:type="dxa" w:w="80"/>
+              <w:left w:type="dxa" w:w="100"/>
+              <w:bottom w:type="dxa" w:w="80"/>
+              <w:right w:type="dxa" w:w="100"/>
+            </w:tcMar>
+          </w:tcPr>
+          <w:p>
+            <w:r>
+              <w:rPr>
+                <w:b w:val="false"/>
+                <w:bCs w:val="false"/>
+              </w:rPr>
+              <w:t xml:space="preserve">CNSF (ISucWebSWIS)</w:t>
+            </w:r>
+          </w:p>
+        </w:tc>
+        <w:tc>
+          <w:tcPr>
+            <w:tcW w:type="dxa" w:w="1342"/>
+            <w:tcMar>
+              <w:top w:type="dxa" w:w="80"/>
+              <w:left w:type="dxa" w:w="100"/>
+              <w:bottom w:type="dxa" w:w="80"/>
+              <w:right w:type="dxa" w:w="100"/>
+            </w:tcMar>
+          </w:tcPr>
+          <w:p>
+            <w:r>
+              <w:rPr>
+                <w:b w:val="false"/>
+                <w:bCs w:val="false"/>
+              </w:rPr>
+              <w:t xml:space="preserve">SOAP</w:t>
+            </w:r>
+          </w:p>
+        </w:tc>
+        <w:tc>
+          <w:tcPr>
+            <w:tcW w:type="dxa" w:w="5717"/>
+            <w:tcMar>
+              <w:top w:type="dxa" w:w="80"/>
+              <w:left w:type="dxa" w:w="100"/>
+              <w:bottom w:type="dxa" w:w="80"/>
+              <w:right w:type="dxa" w:w="100"/>
+            </w:tcMar>
+          </w:tcPr>
+          <w:p>
+            <w:r>
+              <w:rPr>
+                <w:b w:val="false"/>
+                <w:bCs w:val="false"/>
+              </w:rPr>
+              <w:t xml:space="preserve">http://172.16.5.196:10110/SucWebSWIS.dll/soap/ISucWebSWIS (IP interna; existe alterno comentado glsisucweb.sytes.net)</w:t>
+            </w:r>
+          </w:p>
+        </w:tc>
+      </w:tr>
+      <w:tr>
+        <w:tc>
+          <w:tcPr>
+            <w:tcW w:type="dxa" w:w="2301"/>
+            <w:tcMar>
+              <w:top w:type="dxa" w:w="80"/>
+              <w:left w:type="dxa" w:w="100"/>
+              <w:bottom w:type="dxa" w:w="80"/>
+              <w:right w:type="dxa" w:w="100"/>
+            </w:tcMar>
+          </w:tcPr>
+          <w:p>
+            <w:r>
+              <w:rPr>
+                <w:b w:val="false"/>
+                <w:bCs w:val="false"/>
+              </w:rPr>
+              <w:t xml:space="preserve">Dictamen de Beneficio Pensionario (WS7, autoconsumo)</w:t>
+            </w:r>
+          </w:p>
+        </w:tc>
+        <w:tc>
+          <w:tcPr>
+            <w:tcW w:type="dxa" w:w="1342"/>
+            <w:tcMar>
+              <w:top w:type="dxa" w:w="80"/>
+              <w:left w:type="dxa" w:w="100"/>
+              <w:bottom w:type="dxa" w:w="80"/>
+              <w:right w:type="dxa" w:w="100"/>
+            </w:tcMar>
+          </w:tcPr>
+          <w:p>
+            <w:r>
+              <w:rPr>
+                <w:b w:val="false"/>
+                <w:bCs w:val="false"/>
+              </w:rPr>
+              <w:t xml:space="preserve">REST</w:t>
+            </w:r>
+          </w:p>
+        </w:tc>
+        <w:tc>
+          <w:tcPr>
+            <w:tcW w:type="dxa" w:w="5717"/>
+            <w:tcMar>
+              <w:top w:type="dxa" w:w="80"/>
+              <w:left w:type="dxa" w:w="100"/>
+              <w:bottom w:type="dxa" w:w="80"/>
+              <w:right w:type="dxa" w:w="100"/>
+            </w:tcMar>
+          </w:tcPr>
+          <w:p>
+            <w:r>
+              <w:rPr>
+                <w:b w:val="false"/>
+                <w:bCs w:val="false"/>
+              </w:rPr>
+              <w:t xml:space="preserve">https://issstenet.issste.gob.mx/gasapp/ws/r/wsportabilidad/dictamenbeneficiopensionarios</w:t>
             </w:r>
           </w:p>
         </w:tc>
@@ -1169,6 +1301,19 @@
     </w:p>
     <w:p>
       <w:pPr>
+        <w:pStyle w:val="ListParagraph"/>
+        <w:numPr>
+          <w:ilvl w:val="0"/>
+          <w:numId w:val="1"/>
+        </w:numPr>
+        <w:spacing w:after="60"/>
+      </w:pPr>
+      <w:r>
+        <w:t xml:space="preserve">Los endpoints externos y sus credenciales de autenticación (RENAPO, ProceSAR) se configuran mediante archivo de perfil (fglprofile) por ambiente, no de forma fija en el código fuente.</w:t>
+      </w:r>
+    </w:p>
+    <w:p>
+      <w:pPr>
         <w:pStyle w:val="Heading1"/>
         <w:spacing w:after="160" w:before="320"/>
       </w:pPr>
@@ -1190,7 +1335,41 @@
         <w:t xml:space="preserve">Supuesto: </w:t>
       </w:r>
       <w:r>
-        <w:t xml:space="preserve">Los endpoints documentados corresponden a un ambiente de desarrollo/pruebas; se deberán sustituir por los de producción antes de la puesta en operación.</w:t>
+        <w:t xml:space="preserve">El fglprofile de producción define, además de la ruta directa a wsprocesar.com.mx que el código utiliza, una ruta alterna vía API Gateway del ISSSTE (api2.issste.gob.mx) que no está referenciada en el código fuente revisado; podría tratarse de una vía de contingencia o de un remanente de configuración.</w:t>
+      </w:r>
+    </w:p>
+    <w:p>
+      <w:pPr>
+        <w:shd w:fill="E2EFDA" w:val="clear"/>
+        <w:spacing w:after="160"/>
+      </w:pPr>
+      <w:r>
+        <w:rPr>
+          <w:b/>
+          <w:bCs/>
+          <w:color w:val="2E7D32"/>
+        </w:rPr>
+        <w:t xml:space="preserve">Supuesto: </w:t>
+      </w:r>
+      <w:r>
+        <w:t xml:space="preserve">El fglprofile revisado incluye además servicios de "Cambio de Régimen" (registro de folio de trabajador, preaviso, acuse) sobre el mismo dominio de ProceSAR, que no forman parte del alcance de este proyecto de portabilidad; se documentan aquí únicamente porque comparten el mismo archivo de configuración.</w:t>
+      </w:r>
+    </w:p>
+    <w:p>
+      <w:pPr>
+        <w:shd w:fill="E2EFDA" w:val="clear"/>
+        <w:spacing w:after="160"/>
+      </w:pPr>
+      <w:r>
+        <w:rPr>
+          <w:b/>
+          <w:bCs/>
+          <w:color w:val="2E7D32"/>
+        </w:rPr>
+        <w:t xml:space="preserve">Supuesto: </w:t>
+      </w:r>
+      <w:r>
+        <w:t xml:space="preserve">El fglprofile contiene notas comentadas para un despliegue futuro en contenedores (Kubernetes), con URLs internas alternas; no están activas en la configuración actual.</w:t>
       </w:r>
     </w:p>
     <w:sectPr>
